--- a/manuscript/paper_en_ICUtransfer_v13.docx
+++ b/manuscript/paper_en_ICUtransfer_v13.docx
@@ -5703,14 +5703,7 @@
         </w:rPr>
       </w:pPr>
       <w:r>
-        <w:rPr>
-          <w:rFonts w:ascii="Times New Roman" w:hAnsi="Times New Roman" w:eastAsia="宋体"/>
-          <w:b w:val="0"/>
-          <w:i w:val="0"/>
-          <w:sz w:val="20"/>
-          <w:szCs w:val="20"/>
-        </w:rPr>
-        <w:t>MIMIC-IV, INSPIRE, and eICU are publicly available after registration and data use agreement with PhysioNet. The local dataset used in this study is not publicly available because of institutional privacy regulations but is available from the corresponding authors on reasonable request.</w:t>
+        <w:t>MIMIC-IV, INSPIRE, and eICU are publicly available after registration and data use agreement with PhysioNet. The local dataset used in this study is not publicly available because of institutional privacy regulations but is available from the corresponding authors on reasonable request. The de-identified derived cohort, analysis code, and a bilingual (English/Chinese) web calculator are archived and publicly available at Zenodo (https://doi.org/10.5281/zenodo.22087936); the live calculator is at https://morrosun.github.io/ortho-gnri-nlr-icu-transfer/.</w:t>
       </w:r>
     </w:p>
     <w:p>

--- a/manuscript/paper_en_ICUtransfer_v13.docx
+++ b/manuscript/paper_en_ICUtransfer_v13.docx
@@ -877,7 +877,7 @@
         </w:rPr>
         <w:drawing>
           <wp:inline distT="0" distB="0" distL="114300" distR="114300">
-            <wp:extent cx="5171440" cy="3389630"/>
+            <wp:extent cx="5171440" cy="3567893"/>
             <wp:effectExtent l="0" t="0" r="10160" b="1270"/>
             <wp:docPr id="1" name="Picture 1"/>
             <wp:cNvGraphicFramePr>
@@ -901,7 +901,7 @@
                   <pic:spPr>
                     <a:xfrm>
                       <a:off x="0" y="0"/>
-                      <a:ext cx="5171707" cy="3390206"/>
+                      <a:ext cx="5171707" cy="3568077"/>
                     </a:xfrm>
                     <a:prstGeom prst="rect">
                       <a:avLst/>

--- a/manuscript/paper_en_ICUtransfer_v13.docx
+++ b/manuscript/paper_en_ICUtransfer_v13.docx
@@ -19,7 +19,7 @@
           <w:sz w:val="20"/>
           <w:szCs w:val="20"/>
         </w:rPr>
-        <w:t>Preoperative GNRI and NLR for Predicting the Need for Postoperative ICU-Level Monitoring in Older Orthopedic Surgical Patients: Development and Independent Validation of a Multifactorial Model</w:t>
+        <w:t>Preoperative GNRI and NLR for Perioperative Risk Prediction of Postoperative ICU-Level Monitoring in Elderly Orthopedic Surgical Patients: Development and Independent Validation of a Multifactorial Model</w:t>
       </w:r>
     </w:p>
     <w:p>
@@ -839,7 +839,7 @@
           <w:sz w:val="20"/>
           <w:szCs w:val="20"/>
         </w:rPr>
-        <w:t>Discrimination was assessed by the area under the receiver operating characteristic curve (AUC), and AUCs were compared using the DeLong test [19]. The development model was internally validated by bootstrap (500 resamples) with optimism correction. Calibration was assessed by calibration curves and by the recalibration intercept and slope in the validation cohort. The Brier score was calculated in both cohorts. Clinical utility was evaluated by decision curve analysis (DCA) [20]. The optimal cutoff was determined by the Youden index, and sensitivity, specificity, positive predictive value (PPV), and negative predictive value (NPV) were calculated. Multicollinearity was assessed by variance inflation factors (VIF), and nonlinearity of GNRI and NLR was tested by comparing linear models with natural spline (df = 3) terms. Events per variable exceeded 10 in the development model. Model reporting followed the TRIPOD statement [21]. All analyses were performed in R software (version 4.6.0), and a two-sided P &amp;lt; 0.05 was considered statistically significant.</w:t>
+        <w:t>Discrimination was assessed by the area under the receiver operating characteristic curve (AUC), and AUCs were compared using the DeLong test [19]. The development model was internally validated by bootstrap (500 resamples) with optimism correction. Calibration was assessed by calibration curves and by the recalibration intercept and slope in the validation cohort. The Brier score was calculated in both cohorts. Clinical utility was evaluated by decision curve analysis (DCA) [20]. The optimal cutoff was determined by the Youden index, and sensitivity, specificity, positive predictive value (PPV), and negative predictive value (NPV) were calculated. Multicollinearity was assessed by variance inflation factors (VIF), and nonlinearity of GNRI and NLR was tested by comparing linear models with natural spline (df = 3) terms. Events per variable exceeded 10 in the development model. Model reporting followed the TRIPOD statement [21]. All analyses were performed in R software (version 4.6.0), and a two-sided P &lt; 0.05 was considered statistically significant.</w:t>
       </w:r>
     </w:p>
     <w:p>
@@ -2848,7 +2848,7 @@
           <w:sz w:val="20"/>
           <w:szCs w:val="20"/>
         </w:rPr>
-        <w:t>In the development cohort, GNRI (OR 0.911, 95% CI 0.901–0.922, P &amp;lt; 0.001), NLR (OR 1.028, 95% CI 1.012–1.044, P &amp;lt; 0.001), male sex (OR 1.439, 95% CI 1.206–1.714, P &amp;lt; 0.001), and BMI (OR 1.217, 95% CI 1.179–1.256, P &amp;lt; 0.001) were independent predictors of ICU transfer; age was not significant (OR 1.012, 95% CI 0.998–1.026, P = 0.091). Each 1-point increase in GNRI was associated with an 8.9% lower risk, and each unit increase in NLR with a 2.8% higher risk. Variance inflation factors ranged from 1.03 to 2.99, indicating no multicollinearity (Figure 2).</w:t>
+        <w:t>In the development cohort, GNRI (OR 0.911, 95% CI 0.901–0.922, P &lt; 0.001), NLR (OR 1.028, 95% CI 1.012–1.044, P &lt; 0.001), male sex (OR 1.439, 95% CI 1.206–1.714, P &lt; 0.001), and BMI (OR 1.217, 95% CI 1.179–1.256, P &lt; 0.001) were independent predictors of ICU transfer; age was not significant (OR 1.012, 95% CI 0.998–1.026, P = 0.091). Each 1-point increase in GNRI was associated with an 8.9% lower risk, and each unit increase in NLR with a 2.8% higher risk. Variance inflation factors ranged from 1.03 to 2.99, indicating no multicollinearity (Figure 2).</w:t>
       </w:r>
     </w:p>
     <w:p>
@@ -2866,7 +2866,7 @@
         </w:rPr>
         <w:drawing>
           <wp:inline distT="0" distB="0" distL="114300" distR="114300">
-            <wp:extent cx="4218940" cy="2258695"/>
+            <wp:extent cx="4218940" cy="2258779"/>
             <wp:effectExtent l="0" t="0" r="10160" b="1905"/>
             <wp:docPr id="2" name="Picture 2"/>
             <wp:cNvGraphicFramePr>
@@ -2934,7 +2934,7 @@
           <w:sz w:val="20"/>
           <w:szCs w:val="20"/>
         </w:rPr>
-        <w:t>Forest plot of the common multivariable logistic model in the development cohort (n = 5,466). Squares represent OR estimates and horizontal lines the 95% CIs; *P &amp;lt; 0.05. ORs for continuous variables are per 1-unit increase. The same coefficients were applied unchanged to the validation cohort.</w:t>
+        <w:t>Forest plot of the common multivariable logistic model in the development cohort (n = 5,466). Squares represent OR estimates and horizontal lines the 95% CIs; *P &lt; 0.05. ORs for continuous variables are per 1-unit increase. The same coefficients were applied unchanged to the validation cohort.</w:t>
       </w:r>
     </w:p>
     <w:p>
@@ -2987,7 +2987,7 @@
           <w:sz w:val="20"/>
           <w:szCs w:val="20"/>
         </w:rPr>
-        <w:t>The common model showed acceptable discrimination, with an AUC of 0.712 (95% CI 0.689–0.734) in the development cohort, significantly better than either single indicator (GNRI AUC 0.651, NLR AUC 0.675; DeLong test, both P &amp;lt; 0.05). Bootstrap internal validation (500 resamples) showed minimal optimism (apparent AUC 0.712; optimism 0.001; optimism-corrected AUC 0.711). When the fixed development coefficients were applied to the validation cohort, the AUC was 0.726 (95% CI 0.661–0.790), also indicating acceptable discrimination, with a recalibration intercept of 0.960 and a calibration slope of 1.265. The Brier score was 0.097 in the development cohort and 0.147 in the validation cohort. At the optimal cutoff of 0.150 in the validation cohort, the model had a sensitivity of 0.649, specificity of 0.752, PPV of 0.388, NPV of 0.898, and accuracy of 0.732 (Figure 3, Table 2). Because the validation cohort used a matched case-control design, absolute predicted probabilities, PPV, NPV, calibration metrics, and decision-curve results should be interpreted with caution. These measures may not directly generalize to unselected clinical populations; the validation was primarily used to assess discrimination.</w:t>
+        <w:t>The common model showed acceptable discrimination, with an AUC of 0.712 (95% CI 0.689–0.734) in the development cohort, significantly better than either single indicator (GNRI AUC 0.651, NLR AUC 0.675; DeLong test, both P &lt; 0.05). Bootstrap internal validation (500 resamples) showed minimal optimism (apparent AUC 0.712; optimism 0.001; optimism-corrected AUC 0.711). When the fixed development coefficients were applied to the validation cohort, the AUC was 0.726 (95% CI 0.661–0.790), also indicating acceptable discrimination, with a recalibration intercept of 0.960 and a calibration slope of 1.265. The Brier score was 0.097 in the development cohort and 0.147 in the validation cohort. At the optimal cutoff of 0.150 in the validation cohort, the model had a sensitivity of 0.649, specificity of 0.752, PPV of 0.388, NPV of 0.898, and accuracy of 0.732 (Figure 3, Table 2). Because the validation cohort used a matched case-control design, absolute predicted probabilities, PPV, NPV, calibration metrics, and decision-curve results should be interpreted with caution. These measures may not directly generalize to unselected clinical populations; the validation was primarily used to assess discrimination.</w:t>
       </w:r>
     </w:p>
     <w:p>
@@ -5189,7 +5189,7 @@
           <w:sz w:val="20"/>
           <w:szCs w:val="20"/>
         </w:rPr>
-        <w:t>In the validation cohort, ICU transfer rates were 22.2% in the severe malnutrition group (GNRI &amp;lt; 82), 33.3% in the moderate group (82–91), 19.7% in the mild group (92–97), and 16.7% in the normal group (≥98); the severe group was small (n = 9), which limited its stability. When NLR was dichotomized at 2.806 (the cutoff derived from the development cohort and applied to the validation cohort), the high-NLR group had a higher ICU transfer rate than the low-NLR group (25.5% vs 13.6%), supporting a dose-response relationship for NLR (Figure 4).</w:t>
+        <w:t>In the validation cohort, ICU transfer rates were 22.2% in the severe malnutrition group (GNRI &lt; 82), 33.3% in the moderate group (82–91), 19.7% in the mild group (92–97), and 16.7% in the normal group (≥98); the severe group was small (n = 9), which limited its stability. When NLR was dichotomized at 2.806 (the cutoff derived from the development cohort and applied to the validation cohort), the high-NLR group had a higher ICU transfer rate than the low-NLR group (25.5% vs 13.6%), supporting a dose-response relationship for NLR (Figure 4).</w:t>
       </w:r>
     </w:p>
     <w:p>
@@ -5275,7 +5275,7 @@
           <w:sz w:val="20"/>
           <w:szCs w:val="20"/>
         </w:rPr>
-        <w:t>Postoperative ICU transfer rates in the validation cohort by stratum. (A) GNRI nutritional risk category (severe &amp;lt; 82, moderate 82–91, mild 92–97, normal ≥ 98); (B) NLR level (cutoff 2.806, derived from the development cohort).</w:t>
+        <w:t>Postoperative ICU transfer rates in the validation cohort by stratum. (A) GNRI nutritional risk category (severe &lt; 82, moderate 82–91, mild 92–97, normal ≥ 98); (B) NLR level (cutoff 2.806, derived from the development cohort).</w:t>
       </w:r>
     </w:p>
     <w:p>
